--- a/livrables/lecons/placement-financier/2026-09-05_lecon-placement-financier_13_etf-gestion-indicielle.docx
+++ b/livrables/lecons/placement-financier/2026-09-05_lecon-placement-financier_13_etf-gestion-indicielle.docx
@@ -2065,6 +2065,17 @@
           <w:szCs w:val="22"/>
         </w:rPr>
         <w:t xml:space="preserve">Leçon 14 / 20 — Gestion libre, gestion pilotée, mandat d'arbitrage : quelles différences ? Laquelle convient à quel profil d'épargnant ? Comment évaluer la qualité d'un mandat de gestion ?</w:t>
+      </w:r>
+      <w:r>
+        <w:rPr>
+          <w:rFonts w:ascii="Times New Roman" w:cs="Times New Roman" w:eastAsia="Times New Roman" w:hAnsi="Times New Roman"/>
+          <w:i/>
+          <w:iCs/>
+          <w:color w:val="6B7280"/>
+          <w:sz w:val="20"/>
+          <w:szCs w:val="20"/>
+        </w:rPr>
+        <w:t xml:space="preserve"> Thèmes annoncés : gestion libre, gestion pilotée, mandat d'arbitrage, profil d'épargnant, qualité d'un mandat. [Ajouté le 26/09/2026 : cette ligne nomme, dans les termes de cette section même, ce que la leçon suivante devra traiter ou déclarer non traité. Elle est la condition du contrôle de continuité ajouté ce jour au prompt : sans elle, la leçon suivante ne peut pas être contrôlée sur ce qu'on lui a promis — c'est ce qui est arrivé entre la n°15 et la n°16.]</w:t>
       </w:r>
     </w:p>
     <w:p>
